--- a/outputs/resume_full.docx
+++ b/outputs/resume_full.docx
@@ -235,6 +235,26 @@
           <w:sz w:val="21"/>
         </w:rPr>
         <w:t>Clear Education Specialist Credential (Mild/Moderate), California — June 2019</w:t>
+      </w:r>
+    </w:p>
+    <w:p>
+      <w:pPr>
+        <w:spacing w:after="60" w:lineRule="auto" w:line="264"/>
+        <w:ind w:left="317" w:hanging="202"/>
+      </w:pPr>
+      <w:r>
+        <w:rPr>
+          <w:rFonts w:ascii="Calibri" w:hAnsi="Calibri"/>
+          <w:sz w:val="21"/>
+        </w:rPr>
+        <w:t xml:space="preserve">• </w:t>
+      </w:r>
+      <w:r>
+        <w:rPr>
+          <w:rFonts w:ascii="Calibri" w:hAnsi="Calibri"/>
+          <w:sz w:val="21"/>
+        </w:rPr>
+        <w:t>Autism Authorization — Education Specialist Instruction Credential, California — 2021</w:t>
       </w:r>
     </w:p>
     <w:p>

--- a/outputs/resume_full.docx
+++ b/outputs/resume_full.docx
@@ -275,6 +275,26 @@
           <w:sz w:val="21"/>
         </w:rPr>
         <w:t>Clear Multiple Subject Teaching Credential, California — Renewed January 2021</w:t>
+      </w:r>
+    </w:p>
+    <w:p>
+      <w:pPr>
+        <w:spacing w:after="60" w:lineRule="auto" w:line="264"/>
+        <w:ind w:left="317" w:hanging="202"/>
+      </w:pPr>
+      <w:r>
+        <w:rPr>
+          <w:rFonts w:ascii="Calibri" w:hAnsi="Calibri"/>
+          <w:sz w:val="21"/>
+        </w:rPr>
+        <w:t xml:space="preserve">• </w:t>
+      </w:r>
+      <w:r>
+        <w:rPr>
+          <w:rFonts w:ascii="Calibri" w:hAnsi="Calibri"/>
+          <w:sz w:val="21"/>
+        </w:rPr>
+        <w:t>Crisis Prevention Institute (CPI) — Nonviolent Crisis Intervention (NCI) Certification — March 2018</w:t>
       </w:r>
     </w:p>
     <w:p>

--- a/outputs/resume_full.docx
+++ b/outputs/resume_full.docx
@@ -380,7 +380,7 @@
           <w:rFonts w:ascii="Calibri" w:hAnsi="Calibri"/>
           <w:sz w:val="21"/>
         </w:rPr>
-        <w:t>Leads a mild/moderate Olive caseload across Special Day Class (SDC) and Resource Specialist Program (RSP) inclusion in whole group, small group, and pull-aside blocks.</w:t>
+        <w:t>Leads a mild/moderate caseload in Resource Specialist Program (RSP) inclusion, with prior Special Day Class (SDC) experience across whole group, small group, and pull-aside instruction.</w:t>
       </w:r>
     </w:p>
     <w:p>

--- a/outputs/resume_full.docx
+++ b/outputs/resume_full.docx
@@ -380,7 +380,7 @@
           <w:rFonts w:ascii="Calibri" w:hAnsi="Calibri"/>
           <w:sz w:val="21"/>
         </w:rPr>
-        <w:t>Leads a mild/moderate caseload in Resource Specialist Program (RSP) inclusion, with prior Special Day Class (SDC) experience across whole group, small group, and pull-aside instruction.</w:t>
+        <w:t>Leads a mild/moderate caseload in Resource Specialist Program (RSP) inclusion, with prior Special Day Class (SDC) experience across whole-group, small-group, and pull-out instruction.</w:t>
       </w:r>
     </w:p>
     <w:p>

--- a/outputs/resume_full.docx
+++ b/outputs/resume_full.docx
@@ -759,7 +759,7 @@
           <w:b/>
           <w:sz w:val="21"/>
         </w:rPr>
-        <w:t>Volunteer, Fifth-Grade Classroom &amp; Special Education Support | Capistrano Unified School District, Riley Elementary | Capistrano Valley, CA | June 2013 – March 2016</w:t>
+        <w:t>Elementary Classroom &amp; Special Education Support (Volunteer) | Capistrano Unified School District, Riley Elementary | Capistrano Valley, CA | June 2013 – March 2016</w:t>
       </w:r>
     </w:p>
     <w:p>
@@ -779,7 +779,7 @@
           <w:rFonts w:ascii="Calibri" w:hAnsi="Calibri"/>
           <w:sz w:val="21"/>
         </w:rPr>
-        <w:t>Volunteered in fifth grade during a career pivot, reinforcing lessons and routines beside the classroom teacher.</w:t>
+        <w:t>Volunteer role during a transition back to district special education work while advancing graduate/credential preparation at Chapman.</w:t>
       </w:r>
     </w:p>
     <w:p>

--- a/outputs/resume_full.docx
+++ b/outputs/resume_full.docx
@@ -51,7 +51,7 @@
           <w:rFonts w:ascii="Calibri" w:hAnsi="Calibri"/>
           <w:sz w:val="21"/>
         </w:rPr>
-        <w:t>TK–8 Special Education teacher with 26+ years of experience across Special Day Class (SDC) and Resource Specialist Program (RSP)/Inclusion settings. Known for aligning instruction with real-time classroom demands, IEP implementation, and measurable student progress. Serves as a Chapman University Field Supervisor, evaluating credential candidates using California Teaching Performance Assessment (CalTPA) and Teaching Performance Expectations (TPEs), including formal completion recommendations.</w:t>
+        <w:t>Kelly Peterson is a senior TK-8 special educator who helps schools stabilize complex student-support needs so classrooms can keep learning moving. Across 26+ years in Special Day Class (SDC) and Resource Specialist Program (RSP)/Inclusion settings, she is brought in where service delivery, team alignment, and student trust need to tighten quickly. She also serves as a Chapman University Field Supervisor, evaluating credential candidates against CalTPA and the Teaching Performance Expectations (TPEs).</w:t>
       </w:r>
     </w:p>
     <w:p>
@@ -164,7 +164,7 @@
           <w:rFonts w:ascii="Calibri" w:hAnsi="Calibri"/>
           <w:sz w:val="21"/>
         </w:rPr>
-        <w:t>Mission Hills Junior High English: Guided a reader from avoidance through two years of growing engagement into high-school novel electives. The student later described this stretch as the point they became willing to try (privacy-safe).</w:t>
+        <w:t>Mission Hills Junior High English: A student moved from active reading avoidance to choosing high-school novel electives after two years of scaffolded wins. Years later, the student described that stretch as the turning point in being willing to try (privacy-safe).</w:t>
       </w:r>
     </w:p>
     <w:p>
@@ -420,7 +420,7 @@
           <w:rFonts w:ascii="Calibri" w:hAnsi="Calibri"/>
           <w:sz w:val="21"/>
         </w:rPr>
-        <w:t>Tracks Multi-Tiered System of Supports (MTSS) and Response to Intervention (RTI) data to tighten or loosen scaffolds based on student response.</w:t>
+        <w:t>Uses Multi-Tiered System of Supports (MTSS) and Response to Intervention (RTI) data to adjust scaffolds quickly as student needs shift.</w:t>
       </w:r>
     </w:p>
     <w:p>
@@ -440,7 +440,7 @@
           <w:rFonts w:ascii="Calibri" w:hAnsi="Calibri"/>
           <w:sz w:val="21"/>
         </w:rPr>
-        <w:t>Aligns Universal Design for Learning (UDL) scaffolds so entry points stay clear when progress quickens or stalls.</w:t>
+        <w:t>Aligns Universal Design for Learning (UDL) scaffolds so students keep clear entry points when progress accelerates or stalls.</w:t>
       </w:r>
     </w:p>
     <w:p>
@@ -653,7 +653,7 @@
           <w:rFonts w:ascii="Calibri" w:hAnsi="Calibri"/>
           <w:sz w:val="21"/>
         </w:rPr>
-        <w:t>Submits completion recommendations, including non-approval when performance or documentation requires it. Recommendations match what teams observed in the field.</w:t>
+        <w:t>Submits completion recommendations, including non-approval when performance or documentation requires it, so decisions stay aligned with field evidence.</w:t>
       </w:r>
     </w:p>
     <w:p>
@@ -759,7 +759,7 @@
           <w:b/>
           <w:sz w:val="21"/>
         </w:rPr>
-        <w:t>Elementary Classroom &amp; Special Education Support (Volunteer) | Capistrano Unified School District, Riley Elementary | Capistrano Valley, CA | June 2013 – March 2016</w:t>
+        <w:t>Elementary Classroom &amp; Special Education Support | Capistrano Unified School District, Riley Elementary | Capistrano Valley, CA | June 2013 – March 2016 (Volunteer role)</w:t>
       </w:r>
     </w:p>
     <w:p>
@@ -779,47 +779,7 @@
           <w:rFonts w:ascii="Calibri" w:hAnsi="Calibri"/>
           <w:sz w:val="21"/>
         </w:rPr>
-        <w:t>Volunteer role during a transition back to district special education work while advancing graduate/credential preparation at Chapman.</w:t>
-      </w:r>
-    </w:p>
-    <w:p>
-      <w:pPr>
-        <w:spacing w:after="60" w:lineRule="auto" w:line="264"/>
-        <w:ind w:left="317" w:hanging="202"/>
-      </w:pPr>
-      <w:r>
-        <w:rPr>
-          <w:rFonts w:ascii="Calibri" w:hAnsi="Calibri"/>
-          <w:sz w:val="21"/>
-        </w:rPr>
-        <w:t xml:space="preserve">• </w:t>
-      </w:r>
-      <w:r>
-        <w:rPr>
-          <w:rFonts w:ascii="Calibri" w:hAnsi="Calibri"/>
-          <w:sz w:val="21"/>
-        </w:rPr>
-        <w:t>Ran a full-grade Revolutionary War walk-through with stations, materials, and rotations, keeping each class on schedule.</w:t>
-      </w:r>
-    </w:p>
-    <w:p>
-      <w:pPr>
-        <w:spacing w:after="60" w:lineRule="auto" w:line="264"/>
-        <w:ind w:left="317" w:hanging="202"/>
-      </w:pPr>
-      <w:r>
-        <w:rPr>
-          <w:rFonts w:ascii="Calibri" w:hAnsi="Calibri"/>
-          <w:sz w:val="21"/>
-        </w:rPr>
-        <w:t xml:space="preserve">• </w:t>
-      </w:r>
-      <w:r>
-        <w:rPr>
-          <w:rFonts w:ascii="Calibri" w:hAnsi="Calibri"/>
-          <w:sz w:val="21"/>
-        </w:rPr>
-        <w:t>Delivered weekly fifth-grade and special education reading probes so teams could adjust interventions from current data.</w:t>
+        <w:t>During a transition back to district special education work while advancing graduate/credential preparation at Chapman, supported fifth-grade and special education classrooms with grade-wide instructional rotations and weekly reading probes used to adjust interventions.</w:t>
       </w:r>
     </w:p>
     <w:p>

--- a/outputs/resume_full.docx
+++ b/outputs/resume_full.docx
@@ -759,7 +759,7 @@
           <w:b/>
           <w:sz w:val="21"/>
         </w:rPr>
-        <w:t>Elementary Classroom &amp; Special Education Support | Capistrano Unified School District, Riley Elementary | Capistrano Valley, CA | June 2013 – March 2016 (Volunteer role)</w:t>
+        <w:t>Graduate Study &amp; Special Education Classroom Support | Capistrano Unified School District, Riley Elementary | Capistrano Valley, CA | June 2013 – March 2016</w:t>
       </w:r>
     </w:p>
     <w:p>
@@ -779,7 +779,7 @@
           <w:rFonts w:ascii="Calibri" w:hAnsi="Calibri"/>
           <w:sz w:val="21"/>
         </w:rPr>
-        <w:t>During a transition back to district special education work while advancing graduate/credential preparation at Chapman, supported fifth-grade and special education classrooms with grade-wide instructional rotations and weekly reading probes used to adjust interventions.</w:t>
+        <w:t>Completed graduate study in Special Education at Chapman University while supporting fifth-grade and special education classrooms through instructional rotations and weekly reading probes that informed intervention adjustments.</w:t>
       </w:r>
     </w:p>
     <w:p>

--- a/outputs/resume_full.docx
+++ b/outputs/resume_full.docx
@@ -666,7 +666,7 @@
           <w:b/>
           <w:sz w:val="21"/>
         </w:rPr>
-        <w:t>Special Education Instructional Aide | Saddleback Valley Unified School District, Rancho Santa Margarita Intermediate | Rancho Santa Margarita, CA | March 2016 – June 2017</w:t>
+        <w:t>Special Education Paraprofessional | Saddleback Valley Unified School District, Rancho Santa Margarita Intermediate | Rancho Santa Margarita, CA | March 2016 – June 2017</w:t>
       </w:r>
     </w:p>
     <w:p>

--- a/outputs/resume_full.docx
+++ b/outputs/resume_full.docx
@@ -686,7 +686,7 @@
           <w:rFonts w:ascii="Calibri" w:hAnsi="Calibri"/>
           <w:sz w:val="21"/>
         </w:rPr>
-        <w:t>Supported students in small-group and one-to-one settings under the education specialist.</w:t>
+        <w:t>Supported students in small-group and one-to-one settings with the education specialist.</w:t>
       </w:r>
     </w:p>
     <w:p>
